--- a/交付成果/第三轮修订版/第三轮4周版/读书会16_突破生命的束缚_4周资料包（第三版修订）/Word版/第2周_三颠倒与束缚的运作机制_学员版.docx
+++ b/交付成果/第三轮修订版/第三轮4周版/读书会16_突破生命的束缚_4周资料包（第三版修订）/Word版/第2周_三颠倒与束缚的运作机制_学员版.docx
@@ -1084,7 +1084,7 @@
         <w:rPr>
           <w:b w:val="0"/>
         </w:rPr>
-        <w:t>[00:06:24.455] 这个就是这个啊，就像木匠给木头做标记一样。它的线体呢，这个要很注意好吗？就是这个线体就是呈现在你心里当下的那个状态。好，那它这个线体是什么呢？就是心抓住的标记。根据该标记或特征，取注意所缘。如盲人摸象摸到象鼻就认为大象像蛇啊。</w:t>
+        <w:t>[00:06:24.455] 这个就是这个啊，就像木匠给木头做标记一样。它的现起呢，这个要很注意好吗？就是这个现起就是呈现在你心里当下的那个状态。好，那它这个现起是什么呢？就是心抓住的标记。根据该标记或特征，取注意所缘。如盲人摸象摸到象鼻就认为大象像蛇啊。</w:t>
       </w:r>
     </w:p>
     <w:p>
@@ -1129,7 +1129,7 @@
         <w:rPr>
           <w:b w:val="0"/>
         </w:rPr>
-        <w:t>[00:08:28.570] 因为我们的心就是这样。我们不习惯客观的看问题，我们习惯用过去的标准看问题，用过去的记忆看问题。啊，我们只要我们认为这个是对的，我们就不愿意再深入的观察，就就就就就是这样的，有什么好讲的对啊，这是我们很习惯的一种表现啊。那这个就佛陀啊，就跟我们都讲的很清楚。然后他的静音呢，就已出现的所缘就像六路对草人所产生的人，想我们讲以前经常讲都是稻草人对不。啊，那。稻草人呢就是说。这个。你看到了那个，呃。</w:t>
+        <w:t>[00:08:28.570] 因为我们的心就是这样。我们不习惯客观的看问题，我们习惯用过去的标准看问题，用过去的记忆看问题。啊，我们只要我们认为这个是对的，我们就不愿意再深入的观察，就就就就就是这样的，有什么好讲的对啊，这是我们很习惯的一种表现啊。那这个就佛陀啊，就跟我们都讲的很清楚。然后他的近因呢，就已出现的所缘就像六路对草人所产生的人，想我们讲以前经常讲都是稻草人对不。啊，那。稻草人呢就是说。这个。你看到了那个，呃。</w:t>
       </w:r>
     </w:p>
     <w:p>
@@ -1174,7 +1174,7 @@
         <w:rPr>
           <w:b w:val="0"/>
         </w:rPr>
-        <w:t>[00:09:52.660] 所以我以前讲过，说你所认知的世界，是你的想蕴构建出来的，所以你是完全被你的三鞅，被你的思想捆绑住啊。然而呢，就是。</w:t>
+        <w:t>[00:09:52.660] 所以我以前讲过，说你所认知的世界，是你的想蕴构建出来的，所以你是完全被你的三颠倒，被你的思想捆绑住啊。然而呢，就是。</w:t>
       </w:r>
     </w:p>
     <w:p>
@@ -1249,7 +1249,7 @@
         <w:rPr>
           <w:b w:val="0"/>
         </w:rPr>
-        <w:t>[00:13:03.235] 这是真的吗？我们过去看看，再近一点，再近一点，再近一点，可以发现说哦，原来是不会动的假人，我就把它吃饱了再回来，对吧？所以，它是可以破除那个那个那个响应标记的这个标记错误，它是可以改变的。但是那个倔孩子呢，如果被爸爸妈妈教成的，说阿哥是会打死我们的，你坚决不能去，那么这个倔小子呢，就变成他就不会认了。啊就是连碰都不敢碰了，好就我们近一点去尝试都不敢了啊那这种状态呢，</w:t>
+        <w:t>[00:13:03.235] 这是真的吗？我们过去看看，再近一点，再近一点，再近一点，可以发现说哦，原来是不会动的假人，我就把它吃饱了再回来，对吧？所以，它是可以破除那个那个那个想蕴标记的这个标记错误，它是可以改变的。但是那个倔孩子呢，如果被爸爸妈妈教成的，说阿哥是会打死我们的，你坚决不能去，那么这个倔小子呢，就变成他就不会认了。啊就是连碰都不敢碰了，好就我们近一点去尝试都不敢了啊那这种状态呢，</w:t>
       </w:r>
     </w:p>
     <w:p>
@@ -1294,7 +1294,7 @@
         <w:rPr>
           <w:b w:val="0"/>
         </w:rPr>
-        <w:t>[00:14:19.300] 然后呢，这个当这个一大群的这个麻雀在开会的时候，那这个这个这个这个雀孩子长大了，他说我要发言。我妈给我说，凡是那样的，就一定是会打我们的，一定是人啊，这个是绝对的，这是肯定的。你们想都不要再想了。这个东西不能去冒险，它已经变成这个缺孩子的一个见解，非常坚固的见解，不可改变的见解啊，那个就叫见见到了。</w:t>
+        <w:t>[00:14:19.300] 然后呢，这个当这个一大群的这个麻雀在开会的时候，那这个这个这个这个雀孩子长大了，他说我要发言。我妈给我说，凡是那样的，就一定是会打我们的，一定是人啊，这个是绝对的，这是肯定的。你们想都不要再想了。这个东西不能去冒险，它已经变成这个缺孩子的一个见解，非常坚固的见解，不可改变的见解啊，那个就叫见颠倒。</w:t>
       </w:r>
     </w:p>
     <w:p>
@@ -1390,7 +1390,7 @@
         <w:rPr>
           <w:b w:val="0"/>
         </w:rPr>
-        <w:t>[00:16:31.320] 回过头来再讲，比如说我们禅修的时候，我们入出席，我们会控制它。哦，为什么会控制他呢？因为你在日常生活当中做事情就是控制而来的。啊，你通过控制你完成的任务。所以你觉得干什么事儿我都要控制，因此呢，陆主席也是要控制的，不控制怎么完成任务呢？啊，那这也是一种颠倒哦好，</w:t>
+        <w:t>[00:16:31.320] 回过头来再讲，比如说我们禅修的时候，我们入出息，我们会控制它。哦，为什么会控制他呢？因为你在日常生活当中做事情就是控制而来的。啊，你通过控制你完成的任务。所以你觉得干什么事儿我都要控制，因此呢，入出息也是要控制的，不控制怎么完成任务呢？啊，那这也是一种颠倒哦好，</w:t>
       </w:r>
     </w:p>
     <w:p>
@@ -1405,7 +1405,7 @@
         <w:rPr>
           <w:b w:val="0"/>
         </w:rPr>
-        <w:t>[00:16:58.890] 那为什么我跟大家讲说你要去，当你有餐厅升起来，当你有餐厅升起来，一定是有一个。标记它是错误的，后面一定有想颠倒，或者心颠倒，或者见颠倒。那你要去看到这个认知呢，你不去看到这个认知，你就很难改变，你只是说啊，我不要紧张，我不想控制，我不想控制，没用的啊，</w:t>
+        <w:t>[00:16:58.890] 那为什么我跟大家讲说你要去，当你有嗔心升起来，当你有嗔心升起来，一定是有一个。标记它是错误的，后面一定有想颠倒，或者心颠倒，或者见颠倒。那你要去看到这个认知呢，你不去看到这个认知，你就很难改变，你只是说啊，我不要紧张，我不想控制，我不想控制，没用的啊，</w:t>
       </w:r>
     </w:p>
     <w:p>
@@ -1510,7 +1510,7 @@
         <w:rPr>
           <w:b w:val="0"/>
         </w:rPr>
-        <w:t>[00:20:27.100] 要吃无常无愧，要语。啊，你生气的时候，你看到一个人做坏事了，你生气了？生气是什么呢？吃无常无愧，要去加一个称心。啊，那。</w:t>
+        <w:t>[00:20:27.100] 要吃无惭无愧，要语。啊，你生气的时候，你看到一个人做坏事了，你生气了？生气是什么呢？吃无惭无愧，要去加一个嗔心。啊，那。</w:t>
       </w:r>
     </w:p>
     <w:p>
@@ -1585,7 +1585,7 @@
         <w:rPr>
           <w:b w:val="0"/>
         </w:rPr>
-        <w:t>[00:22:50.880] 啊，这个情况很多啊，但是我们不是说见死不救，就是你看清楚情况行不行？对吧，做出正确的行动行不行啊，就是不要对果报直接采取非理性的行动啊哎，那这个就是说我们防止这个稻草人起作用的很重要的一个啊步骤啊。啊，那么你要防止这个道号起作用，你拥有觉察。你不能够随着你的惯性就出去哦。那不随着惯性出去，你首先要有正面认知，你要有一点定力对吧？我们讲这个人要有一点定力啊啊你不会所谓的定力，在这个时候，所谓的定律呢，就是不会被这些惯性带走啊。啊。那。</w:t>
+        <w:t>[00:22:50.880] 啊，这个情况很多啊，但是我们不是说见死不救，就是你看清楚情况行不行？对吧，做出正确的行动行不行啊，就是不要对果报直接采取非理性的行动啊哎，那这个就是说我们防止这个稻草人起作用的很重要的一个啊步骤啊。啊，那么你要防止这个稻草人起作用，你拥有觉察。你不能够随着你的惯性就出去哦。那不随着惯性出去，你首先要有正面认知，你要有一点定力对吧？我们讲这个人要有一点定力啊啊你不会所谓的定力，在这个时候，所谓的定律呢，就是不会被这些惯性带走啊。啊。那。</w:t>
       </w:r>
     </w:p>
     <w:p>
@@ -1600,7 +1600,7 @@
         <w:rPr>
           <w:b w:val="0"/>
         </w:rPr>
-        <w:t>[00:23:45.700] 对就三颠倒的简单理解呢，就是说。想颠倒呢，就是焦虑错误。天天倒了一种情况，那就是错误归纳。啊，心颠倒呢，跟想颠倒的区别呢，就是想颠倒。它还可以纠正。因为它标题错误。西天导呢，他就于丧失这个能力啊，他觉得这个。就就是就是这样，</w:t>
+        <w:t>[00:23:45.700] 对就三颠倒的简单理解呢，就是说。想颠倒呢，就是焦虑错误。天天倒了一种情况，那就是错误归纳。啊，心颠倒呢，跟想颠倒的区别呢，就是想颠倒。它还可以纠正。因为它标题错误。心颠倒呢，他就于丧失这个能力啊，他觉得这个。就就是就是这样，</w:t>
       </w:r>
     </w:p>
     <w:p>
@@ -2729,7 +2729,7 @@
         <w:rPr>
           <w:b w:val="0"/>
         </w:rPr>
-        <w:t>[00:15:36.240] 啊，那如我没有正的常，那我们应该怎么办呢？啊，这个这个这两天我们花那么多时间都是给大家讲，就是你首先要看到我们生命里每天起这各种情绪啊，对吧？啊，这是为什么而取啊？它是跟我们的这个各种从小到大的这个响应标记有关啊啊，这个响应标记很多都是颠倒的好，那这个颠倒的这个标记呢，就会导致我们面对同样的人事物的时候，你就会有不同的态度啊。那有不同的态度呢啊，就会有不同的造不同的业。那如果我们这个这个这个造的业呢，是不善业呢啊，未来就会再带来不善的果报。</w:t>
+        <w:t>[00:15:36.240] 啊，那如我没有正的常，那我们应该怎么办呢？啊，这个这个这两天我们花那么多时间都是给大家讲，就是你首先要看到我们生命里每天起这各种情绪啊，对吧？啊，这是为什么而取啊？它是跟我们的这个各种从小到大的这个想蕴标记有关啊啊，这个想蕴标记很多都是颠倒的好，那这个颠倒的这个标记呢，就会导致我们面对同样的人事物的时候，你就会有不同的态度啊。那有不同的态度呢啊，就会有不同的造不同的业。那如果我们这个这个这个造的业呢，是不善业呢啊，未来就会再带来不善的果报。</w:t>
       </w:r>
     </w:p>
     <w:p>
@@ -2759,7 +2759,7 @@
         <w:rPr>
           <w:b w:val="0"/>
         </w:rPr>
-        <w:t>[00:27:20.900] 啊呃，那么跟你的习惯不一样，你是一个理科理科的人，喜欢逻辑的人，就觉得哎哟好有意思对吧？一个感性的人，公共这个这个这个这个喜欢简单的人，比如说我太麻烦了，还不如念佛呢啊啊这个这就是不同的想了啊，因为不同的想你就决定你采取什么样的行动啊啊甚至于呢，你会觉得说啊，这个佛法不好。他如说，你可能升起一个排斥的心啊，那但有些人觉得哦，很喜欢啊，这个逻辑性很强啊，很有次第，我很高兴啊。那么申请一个一个一个一个越剧之家一个行，他可能是这样啊，所以那么我们每一个当下都是在面对果报采取行动啊，只要是眼耳鼻舌身相关的，然后剩下的时间呢，</w:t>
+        <w:t>[00:27:20.900] 啊呃，那么跟你的习惯不一样，你是一个理科理科的人，喜欢逻辑的人，就觉得哎哟好有意思对吧？一个感性的人，公共这个这个这个这个喜欢简单的人，比如说我太麻烦了，还不如念佛呢啊啊这个这就是不同的想了啊，因为不同的想你就决定你采取什么样的行动啊啊甚至于呢，你会觉得说啊，这个佛法不好。他如说，你可能升起一个排斥的心啊，那但有些人觉得哦，很喜欢啊，这个逻辑性很强啊，很有次第，我很高兴啊。那么申请一个一个一个一个悦俱心一个行，他可能是这样啊，所以那么我们每一个当下都是在面对果报采取行动啊，只要是眼耳鼻舌身相关的，然后剩下的时间呢，</w:t>
       </w:r>
     </w:p>
     <w:p>
@@ -2774,7 +2774,7 @@
         <w:rPr>
           <w:b w:val="0"/>
         </w:rPr>
-        <w:t>[00:31:53.360] 我们修行下手处呢，一个就是在这个地方下手。这个地方下手，它只有一个新时差板，那怎么办呢？就是说。你要在果报出现的当下。就能够把握住了，这是很难的，为什么ad早就形成惯性了？好，所以要改变呢，要改变里面的这个想。响应标记就你的认知，要从你的认知开始改起，你不改变你的认知，你是没有办法在这个点上说我去改变它改变不了哦，</w:t>
+        <w:t>[00:31:53.360] 我们修行下手处呢，一个就是在这个地方下手。这个地方下手，它只有一个心识刹那，那怎么办呢？就是说。你要在果报出现的当下。就能够把握住了，这是很难的，为什么ad早就形成惯性了？好，所以要改变呢，要改变里面的这个想。想蕴标记就你的认知，要从你的认知开始改起，你不改变你的认知，你是没有办法在这个点上说我去改变它改变不了哦，</w:t>
       </w:r>
     </w:p>
     <w:p>
@@ -2789,7 +2789,7 @@
         <w:rPr>
           <w:b w:val="0"/>
         </w:rPr>
-        <w:t>[00:32:27.030] 所以我们经常讲，我们有十五一颗。啊梳理响应标记啊，为什么呢？因为你不梳理的话呢，你的见解是去不去不掉，去不掉的话呢，你下次再碰到还是这样。好，那那么你还没有梳理之前，或者你觉得这样的果报太强了，我没有办法面对。</w:t>
+        <w:t>[00:32:27.030] 所以我们经常讲，我们有十五一颗。啊梳理想蕴标记啊，为什么呢？因为你不梳理的话呢，你的见解是去不去不掉，去不掉的话呢，你下次再碰到还是这样。好，那那么你还没有梳理之前，或者你觉得这样的果报太强了，我没有办法面对。</w:t>
       </w:r>
     </w:p>
     <w:p>
@@ -2819,7 +2819,7 @@
         <w:rPr>
           <w:b w:val="0"/>
         </w:rPr>
-        <w:t>[00:34:36.200] 然后十名舍利入出，受呢称为叫果报轮转好。那么这个爱取呢啊，又是烦恼轮转有呢，又是业轮转好后面的生啊。老死除非生老死了也是果报了是吧？愁悲苦忧恼呢是烦恼轮转好，它是指从摄原始图是这样来看，那如果我们在日常的时候呢，我们也可以看到。</w:t>
+        <w:t>[00:34:36.200] 然后识名色六入触，受呢称为叫果报轮转好。那么这个爱取呢啊，又是烦恼轮转有呢，又是业轮转好后面的生啊。老死除非生老死了也是果报了是吧？愁悲苦忧恼呢是烦恼轮转好，它是指从摄原始图是这样来看，那如果我们在日常的时候呢，我们也可以看到。</w:t>
       </w:r>
     </w:p>
     <w:p>
@@ -2834,7 +2834,7 @@
         <w:rPr>
           <w:b w:val="0"/>
         </w:rPr>
-        <w:t>[00:35:29.415] 就是你的生命呢。只要这个三股麻绳呢，我们就三股麻绳呢，它滚起来的时候呢，你是逃不掉的，你一生生就这样轮了好那。我们经常讲说我要断轮回，断轮回呢，你就需要再把这个三轮转里面要干掉嘛，对不对？那么干掉呢，如果是果报轮转，他干掉就就用讲自杀嘛，对吧？把自己杀了，其实杀不死了啊，没有用，业轮转呢，就是消业障嘛，因为我们讲的是外道感的对吧。所以呢，我们这个真正的这个要去除轮回呢，要可以干掉，就干掉这个无名暗区。</w:t>
+        <w:t>[00:35:29.415] 就是你的生命呢。只要这个三股麻绳呢，我们就三股麻绳呢，它滚起来的时候呢，你是逃不掉的，你一生生就这样轮了好那。我们经常讲说我要断轮回，断轮回呢，你就需要再把这个三轮转里面要干掉嘛，对不对？那么干掉呢，如果是果报轮转，他干掉就就用讲自杀嘛，对吧？把自己杀了，其实杀不死了啊，没有用，业轮转呢，就是消业障嘛，因为我们讲的是外道感的对吧。所以呢，我们这个真正的这个要去除轮回呢，要可以干掉，就干掉这个无明暗区。</w:t>
       </w:r>
     </w:p>
     <w:p>
@@ -2879,7 +2879,7 @@
         <w:rPr>
           <w:b w:val="0"/>
         </w:rPr>
-        <w:t>[00:36:34.140] 隔夜文章啊。那这个古言说的什么东西呢？这是一个称型。对吧，那他生起的是不善业，他的不善啊的这个业很在那为什么身体生心呢？因为我以前听师傅讲的，根本都不是这个样子。好那那个里面有一个响应标记。有你的一个响应标记啊，那这个认为呢。认为呢，这个。</w:t>
+        <w:t>[00:36:34.140] 隔夜文章啊。那这个古言说的什么东西呢？这是一个称型。对吧，那他生起的是不善业，他的不善啊的这个业很在那为什么身体生心呢？因为我以前听师傅讲的，根本都不是这个样子。好那那个里面有一个想蕴标记。有你的一个想蕴标记啊，那这个认为呢。认为呢，这个。</w:t>
       </w:r>
     </w:p>
     <w:p>
@@ -2894,7 +2894,7 @@
         <w:rPr>
           <w:b w:val="0"/>
         </w:rPr>
-        <w:t>[00:37:12.120] 讲佛法就要这样讲，才对你有一个这样的认知，一个标准在那个地方，结果拿来跟这古阳一对没对上啊，那个家伙肯定乱讲啊。对，那这个什么东西呢？就是你有一个无名认为法必须是怎么讲的，就是无名好，你可爱那种想法是你的爱，你持取那种想法是你的取啊。然后现在不满你的意，然后你生气了啊，你造了一个不善业，就无名爱取行业就这样就形成了啊，</w:t>
+        <w:t>[00:37:12.120] 讲佛法就要这样讲，才对你有一个这样的认知，一个标准在那个地方，结果拿来跟这古阳一对没对上啊，那个家伙肯定乱讲啊。对，那这个什么东西呢？就是你有一个无明认为法必须是怎么讲的，就是无明好，你可爱那种想法是你的爱，你持取那种想法是你的取啊。然后现在不满你的意，然后你生气了啊，你造了一个不善业，就无明爱取行业就这样就形成了啊，</w:t>
       </w:r>
     </w:p>
     <w:p>
@@ -4525,7 +4525,7 @@
         <w:rPr>
           <w:b w:val="0"/>
         </w:rPr>
-        <w:t>[00:05:25.600] 圆形吗？行是什么呢？形就是生与意的形。啊，生于意的形，那这个生于意的形出来的形有三种，一种是福形，一种是非福形，一种是不动型。图形呢，就是这样的行为会导致好的结果。啊，良好的果报就叫福行。啊。非福行呢，就是以贪嗔痴造业。会留下不好的影响力，未来会产生恢复的果报，那就是恢复性。</w:t>
+        <w:t>[00:05:25.600] 行吗？行是什么呢？行就是身与意的行。啊，身与意的行，那这个身与意的行出来的行有三种，一种是福行，一种是非福行，一种是不动行。行呢，就是这样的行为会导致好的结果。啊，良好的果报就叫福行。啊。非福行呢，就是以贪嗔痴造业。会留下不好的影响力，未来会产生恢复的果报，那就是恢复性。</w:t>
       </w:r>
     </w:p>
     <w:p>
@@ -4555,7 +4555,7 @@
         <w:rPr>
           <w:b w:val="0"/>
         </w:rPr>
-        <w:t>[00:07:06.150] 那么这个无名导致行呢，它其实还有两个没有列出来，就是无名。然后呢，有爱去。啊。就因为无名呢？因为因为我们不能够正确的看待这个事物，或者我们根本就不愿意去正确的看，所以我们对那个事物呢，会有欲取戒禁取见取我论取。</w:t>
+        <w:t>[00:07:06.150] 那么这个无明导致行呢，它其实还有两个没有列出来，就是无明。然后呢，有爱取。啊。就因为无明呢？因为因为我们不能够正确的看待这个事物，或者我们根本就不愿意去正确的看，所以我们对那个事物呢，会有欲取戒禁取见取我语取。</w:t>
       </w:r>
     </w:p>
     <w:p>
@@ -4570,7 +4570,7 @@
         <w:rPr>
           <w:b w:val="0"/>
         </w:rPr>
-        <w:t>[00:07:40.860] 哦。或者说呢，从无名下来，我们首先是爱好啊，因为它有欲爱有爱无有爱。啊，</w:t>
+        <w:t>[00:07:40.860] 哦。或者说呢，从无明下来，我们首先是爱好啊，因为它有欲爱有爱无有爱。啊，</w:t>
       </w:r>
     </w:p>
     <w:p>
@@ -4600,7 +4600,7 @@
         <w:rPr>
           <w:b w:val="0"/>
         </w:rPr>
-        <w:t>[00:08:30.900] 他都要去为了这个生存的物种繁衍去造作种种的这个这个行为，就是要给它喂养食物啊。啊，要让我们能够持续的生存下去，就有食物啊。那食物呢？食物靠什么来去评判这个食物是好的食物是不好的食物要靠这个感受。啊。所以它的逻辑呢，就是很清楚了啊，那因为有无名啊，所以呢，我们透由这个身体的这种器官啊，去面对这些。外在的人事物，那这个外在的人事物呢，其实是为了要喂养我们的食粮啊，为了生存和物种繁衍。然后，</w:t>
+        <w:t>[00:08:30.900] 他都要去为了这个生存的物种繁衍去造作种种的这个这个行为，就是要给它喂养食物啊。啊，要让我们能够持续的生存下去，就有食物啊。那食物呢？食物靠什么来去评判这个食物是好的食物是不好的食物要靠这个感受。啊。所以它的逻辑呢，就是很清楚了啊，那因为有无明啊，所以呢，我们透由这个身体的这种器官啊，去面对这些。外在的人事物，那这个外在的人事物呢，其实是为了要喂养我们的食粮啊，为了生存和物种繁衍。然后，</w:t>
       </w:r>
     </w:p>
     <w:p>
@@ -4660,7 +4660,7 @@
         <w:rPr>
           <w:b w:val="0"/>
         </w:rPr>
-        <w:t>[00:11:34.585] 就会变成欲取戒禁取见取我论取。其实呢，这个界定取见取我论取呢，都是见。啊，只是呢，戒禁曲是什么呢，狭义上的戒禁曲呢，</w:t>
+        <w:t>[00:11:34.585] 就会变成欲取戒禁取见取我语取。其实呢，这个戒禁取见取我语取呢，都是见。啊，只是呢，戒禁取是什么呢，狭义上的戒禁取呢，</w:t>
       </w:r>
     </w:p>
     <w:p>
@@ -4690,7 +4690,7 @@
         <w:rPr>
           <w:b w:val="0"/>
         </w:rPr>
-        <w:t>[00:11:53.620] 他们学。学狗界，牛界什么意思呢？他们认为学狗可以解剖啊，学学狗的生活方式可以解脱，学牛的生活方式可以解脱，或者其他的苦行可以解脱。那这个主于借进去，简单来讲就是以不正确的。方式来修行，这就是借进去啊，那。广义上来讲呢，就是我们在修行过程中，错误的执取某一类方式，能够解决我的烦恼，那这个就是借进去。</w:t>
+        <w:t>[00:11:53.620] 他们学。学狗界，牛界什么意思呢？他们认为学狗可以解剖啊，学学狗的生活方式可以解脱，学牛的生活方式可以解脱，或者其他的苦行可以解脱。那这个主于戒禁取，简单来讲就是以不正确的。方式来修行，这就是戒禁取啊，那。广义上来讲呢，就是我们在修行过程中，错误的执取某一类方式，能够解决我的烦恼，那这个就是戒禁取。</w:t>
       </w:r>
     </w:p>
     <w:p>
@@ -4705,7 +4705,7 @@
         <w:rPr>
           <w:b w:val="0"/>
         </w:rPr>
-        <w:t>[00:12:40.660] 啊举一个例子讲说很常见的，大家觉得说要通过控制啊，才能够把这个露出习练修成，这就是借进去。啊或者认为这个啊这个消业障啊，才可以这个解脱啊，这也是一种接进去啊，这是一种错见啊那么。剑曲在这里的剑曲呢，是特别的指这种啊，虚无剑啊，这个啊，无因剑和无作剑啊，这种三种很极端的啊。拔无因果啊，认为没有因果啊，没有过去啊，没有未来啊，那造作的这个啊，这个也不会有果报啊啊，造下的做的任何事情也不会留下影响力啊啊，像这一类的剑呢，啊，我们把它称为见取。</w:t>
+        <w:t>[00:12:40.660] 啊举一个例子讲说很常见的，大家觉得说要通过控制啊，才能够把这个露出习练修成，这就是戒禁取。啊或者认为这个啊这个消业障啊，才可以这个解脱啊，这也是一种戒禁取啊，这是一种错见啊那么。见取在这里的见取呢，是特别的指这种啊，虚无见啊，这个啊，无因见和无作见啊，这种三种很极端的啊。拔无因果啊，认为没有因果啊，没有过去啊，没有未来啊，那造作的这个啊，这个也不会有果报啊啊，造下的做的任何事情也不会留下影响力啊啊，像这一类的见呢，啊，我们把它称为见取。</w:t>
       </w:r>
     </w:p>
     <w:p>
@@ -4735,7 +4735,7 @@
         <w:rPr>
           <w:b w:val="0"/>
         </w:rPr>
-        <w:t>[00:13:54.900] 萨亚萨提亚，这个萨迦耶见呢，就是我论取的意思。那么这个萨迦耶见指的是什么呢？就认为我们不是色受想行识五蕴吗？啊，那色受想行识五蕴呢有。四种角度来看就认为色是我啊，色在我中，我在色中啊，那像这个这个这个对啊，五蕴的四种不同方式的啊，这个执取啊，就是我论取啊。那。也就是说。对于欲爱有爱无有爱，上升到这种执取的时候呢，</w:t>
+        <w:t>[00:13:54.900] 萨亚萨提亚，这个萨迦耶见呢，就是我语取的意思。那么这个萨迦耶见指的是什么呢？就认为我们不是色受想行识五蕴吗？啊，那色受想行识五蕴呢有。四种角度来看就认为色是我啊，色在我中，我在色中啊，那像这个这个这个对啊，五蕴的四种不同方式的啊，这个执取啊，就是我语取啊。那。也就是说。对于欲爱有爱无有爱，上升到这种执取的时候呢，</w:t>
       </w:r>
     </w:p>
     <w:p>
@@ -4765,7 +4765,7 @@
         <w:rPr>
           <w:b w:val="0"/>
         </w:rPr>
-        <w:t>[00:55:27.540] 接下来在缘色受字的时候，就是修缘起的时候啊，我们就一直追溯到。啊，一直追溯到。形成我们这些不良心路的过去的那些因呢啊，那这个所以在我的教导。里面十二缘起跟二十四元是结合着修啊，所以我们专门讲二十四元。</w:t>
+        <w:t>[00:55:27.540] 接下来在缘起的时候，就是修缘起的时候啊，我们就一直追溯到。啊，一直追溯到。形成我们这些不良心路的过去的那些因呢啊，那这个所以在我的教导。里面十二缘起跟二十四元是结合着修啊，所以我们专门讲二十四元。</w:t>
       </w:r>
     </w:p>
     <w:p>
@@ -7599,7 +7599,7 @@
         <w:rPr>
           <w:b w:val="0"/>
         </w:rPr>
-        <w:t>[00:18:12.820] 对于三十一届的生命，男人女人，金银财宝，我们认为它是有常乐我净的。那这个就是颠倒想啊，这样的颠倒想，它会引发菩萨好，那贪嗔痴慢啊好，这个这个嫉妒强令啊啊，他这个呢，这种想呢，这种不善。啊，不善的想。啊，那么他这种不善相。他也会追随，他追随什么呢，他就会追随这个贪啊啊嗔啊。吃啊啊这些啊。他就以他为主导。啊，那么这样的一种这个颠倒想呢？不健康的颠倒想呢？啊，</w:t>
+        <w:t>[00:18:12.820] 对于三十一界的生命，男人女人，金银财宝，我们认为它是有常乐我净的。那这个就是颠倒想啊，这样的颠倒想，它会引发菩萨好，那贪嗔痴慢啊好，这个这个嫉妒强令啊啊，他这个呢，这种想呢，这种不善。啊，不善的想。啊，那么他这种不善相。他也会追随，他追随什么呢，他就会追随这个贪啊啊嗔啊。吃啊啊这些啊。他就以他为主导。啊，那么这样的一种这个颠倒想呢？不健康的颠倒想呢？啊，</w:t>
       </w:r>
     </w:p>
     <w:p>
@@ -7689,7 +7689,7 @@
         <w:rPr>
           <w:b w:val="0"/>
         </w:rPr>
-        <w:t>[00:47:09.960] 那么就是想颠倒。那想心颠倒哈，这是心颠倒，心颠倒呢，比想颠倒呢更深。那么。即使是这样，心颠倒呢，不如见颠倒，根深蒂固。</w:t>
+        <w:t>[00:47:09.960] 那么就是想颠倒。那心颠倒哈，这是心颠倒，心颠倒呢，比想颠倒呢更深。那么。即使是这样，心颠倒呢，不如见颠倒，根深蒂固。</w:t>
       </w:r>
     </w:p>
     <w:p>
@@ -7749,7 +7749,7 @@
         <w:rPr>
           <w:b w:val="0"/>
         </w:rPr>
-        <w:t>[01:01:28.980] 啊，这个我们要把这个啊颠倒去给它断除啊。嗯，这个三种颠倒的断除哈，要一直到四道阿拉汉啊。在出道出国能够断除常乐，我净之。见颠倒邪见这一部分会断掉。常我的想颠倒和心颠倒在出果会断除啊。恶果呢就是所有缠论我定的这些剩下的啊，这个想我啊的这个这个这个静啊的这种想颠倒呢啊，会减弱它的力量啊。到三道的时候呢，这个这个静啊的想颠倒心颠倒会断除。到四道阿拉汉的时候，这个乐的想颠倒和心颠倒会断触啊。那至少在初果升起的时候啊。常啊常乐，我经里面的见颠倒。而有常和我的想颠倒心颠倒就会断除。</w:t>
+        <w:t>[01:01:28.980] 啊，这个我们要把这个啊颠倒去给它断除啊。嗯，这个三种颠倒的断除哈，要一直到四道阿拉汉啊。在出道初果能够断除常乐，我净之。见颠倒邪见这一部分会断掉。常我的想颠倒和心颠倒在初果会断除啊。恶果呢就是所有缠论我定的这些剩下的啊，这个想我啊的这个这个这个静啊的这种想颠倒呢啊，会减弱它的力量啊。到三果的时候呢，这个这个静啊的想颠倒心颠倒会断除。到四道阿拉汉的时候，这个乐的想颠倒和心颠倒会断触啊。那至少在初果升起的时候啊。常啊常乐，我经里面的见颠倒。而有常和我的想颠倒心颠倒就会断除。</w:t>
       </w:r>
     </w:p>
     <w:p>

--- a/交付成果/第三轮修订版/第三轮4周版/读书会16_突破生命的束缚_4周资料包（第三版修订）/Word版/第2周_三颠倒与束缚的运作机制_学员版.docx
+++ b/交付成果/第三轮修订版/第三轮4周版/读书会16_突破生命的束缚_4周资料包（第三版修订）/Word版/第2周_三颠倒与束缚的运作机制_学员版.docx
@@ -1204,7 +1204,7 @@
         <w:rPr>
           <w:b w:val="0"/>
         </w:rPr>
-        <w:t>[00:10:38.660] 那我们小的时候呢，就是田里面有很多麻雀。那这个麻雀呢？怎么这个露天啊？你怎么防它呢？农民呢，就会像这样在田里面插很多稻草人。用稻草砸的，然后穿上破衣服，戴上斗笠，换的马麻雀又不敢。好，</w:t>
+        <w:t>[00:10:38.660] 那我们小的时候呢，就是田里面有很多麻雀。那这个麻雀呢？怎么这个露天啊？你怎么防它呢？农民呢，就会像这样在田里面插很多稻草人。用稻草扎的，然后穿上破衣服，戴上斗笠，吓得麻雀又不敢（来）。好，</w:t>
       </w:r>
     </w:p>
     <w:p>
@@ -1249,7 +1249,7 @@
         <w:rPr>
           <w:b w:val="0"/>
         </w:rPr>
-        <w:t>[00:13:03.235] 这是真的吗？我们过去看看，再近一点，再近一点，再近一点，可以发现说哦，原来是不会动的假人，我就把它吃饱了再回来，对吧？所以，它是可以破除那个那个那个想蕴标记的这个标记错误，它是可以改变的。但是那个倔孩子呢，如果被爸爸妈妈教成的，说阿哥是会打死我们的，你坚决不能去，那么这个倔小子呢，就变成他就不会认了。啊就是连碰都不敢碰了，好就我们近一点去尝试都不敢了啊那这种状态呢，</w:t>
+        <w:t>[00:13:03.235] 这是真的吗？我们过去看看，再近一点，再近一点，再近一点，可以发现说哦，原来是不会动的假人，我就把它吃饱了再回来，对吧？所以，它是可以破除那个那个那个想蕴标记的这个标记错误，它是可以改变的。但是那个雀孩子呢，如果被爸爸妈妈教成的，说阿哥是会打死我们的，你坚决不能去，那么这个雀小子呢，就变成他就不会认了。啊就是连碰都不敢碰了，好就我们近一点去尝试都不敢了啊那这种状态呢，</w:t>
       </w:r>
     </w:p>
     <w:p>
@@ -1279,7 +1279,7 @@
         <w:rPr>
           <w:b w:val="0"/>
         </w:rPr>
-        <w:t>[00:13:55.160] 前面那个缺妈妈呢，但是标记错了。那这个这你这个缺孩子呢，就是不会标记，他就他就不会认的。就是这样。啊，就前面那个我们就叫心颠倒，就叫想颠倒啊不要比如说我叫想颠倒啊不会认真就叫心颠倒，就是你的心已经失去这个识别的功能了，就像心电脑。</w:t>
+        <w:t>[00:13:55.160] 前面那个雀妈妈呢，但是标记错了。那这个这你这个雀孩子呢，就是不会标记，他就他就不会认的。就是这样。啊，就前面那个我们就叫心颠倒，就叫想颠倒啊不要比如说我叫想颠倒啊不会认真就叫心颠倒，就是你的心已经失去这个识别的功能了，就像心电脑。</w:t>
       </w:r>
     </w:p>
     <w:p>
@@ -1294,7 +1294,7 @@
         <w:rPr>
           <w:b w:val="0"/>
         </w:rPr>
-        <w:t>[00:14:19.300] 然后呢，这个当这个一大群的这个麻雀在开会的时候，那这个这个这个这个雀孩子长大了，他说我要发言。我妈给我说，凡是那样的，就一定是会打我们的，一定是人啊，这个是绝对的，这是肯定的。你们想都不要再想了。这个东西不能去冒险，它已经变成这个缺孩子的一个见解，非常坚固的见解，不可改变的见解啊，那个就叫见颠倒。</w:t>
+        <w:t>[00:14:19.300] 然后呢，这个当这个一大群的这个麻雀在开会的时候，那这个这个这个这个雀孩子长大了，他说我要发言。我妈给我说，凡是那样的，就一定是会打我们的，一定是人啊，这个是绝对的，这是肯定的。你们想都不要再想了。这个东西不能去冒险，它已经变成这个雀孩子的一个见解，非常坚固的见解，不可改变的见解啊，那个就叫见颠倒。</w:t>
       </w:r>
     </w:p>
     <w:p>
@@ -1465,7 +1465,7 @@
         <w:rPr>
           <w:b w:val="0"/>
         </w:rPr>
-        <w:t>[00:18:50.540] 修行的第一步，就是你能觉察到这个方音又出来了。啊，觉得他到这个反应出来，你能够停下来看一看，就跟我这个反应后面是不是有稻草人呢？啊，有没有错误的认知在后面支撑呢？如果有后面有错误的支撑，在这个认知在后面支撑呢，那你就不能用用这种惯性去反应，你必须把它拆掉好那。</w:t>
+        <w:t>[00:18:50.540] 修行的第一步，就是你能觉察到这个反应又出来了。啊，觉得他到这个反应出来，你能够停下来看一看，就跟我这个反应后面是不是有稻草人呢？啊，有没有错误的认知在后面支撑呢？如果有后面有错误的支撑，在这个认知在后面支撑呢，那你就不能用用这种惯性去反应，你必须把它拆掉好那。</w:t>
       </w:r>
     </w:p>
     <w:p>
@@ -1480,7 +1480,7 @@
         <w:rPr>
           <w:b w:val="0"/>
         </w:rPr>
-        <w:t>[00:19:23.600] 原则是什么呢？原则是说。外在可能有对有错，有好有坏啊，有是有非，但是你的心都不能够生起不善心。只要你身体不上心了，就一定有稻草人。啊。那有些人呢，就想说，那明明看到对方这个偷盗了啊，杀人放火了，难道你也不能生气吗？身体有用吗？关键是对我们可以谴责这样的行为，我们可以用去啊尽你的力量去阻止这样的行为，但是。</w:t>
+        <w:t>[00:19:23.600] 原则是什么呢？原则是说。外在可能有对有错，有好有坏啊，有是有非，但是你的心都不能够生起不善心。只要你生起不善心了，就一定有稻草人。啊。那有些人呢，就想说，那明明看到对方这个偷盗了啊，杀人放火了，难道你也不能生气吗？生气有用吗？关键是对我们可以谴责这样的行为，我们可以用去啊尽你的力量去阻止这样的行为，但是。</w:t>
       </w:r>
     </w:p>
     <w:p>
@@ -1510,7 +1510,7 @@
         <w:rPr>
           <w:b w:val="0"/>
         </w:rPr>
-        <w:t>[00:20:27.100] 要吃无惭无愧，要语。啊，你生气的时候，你看到一个人做坏事了，你生气了？生气是什么呢？吃无惭无愧，要去加一个嗔心。啊，那。</w:t>
+        <w:t>[00:20:27.100] 痴、无惭、无愧。啊，你生气的时候，你看到一个人做坏事了，你生气了？生气是什么呢？痴、无惭、无愧，再去加一个嗔心。啊，那。</w:t>
       </w:r>
     </w:p>
     <w:p>
@@ -1540,7 +1540,7 @@
         <w:rPr>
           <w:b w:val="0"/>
         </w:rPr>
-        <w:t>[00:21:18.780] 所以，当你的心从那个事实跳出来，变成你的这个专注在你的感受的时候，你已经掉队了。一个掉举的心，就跟事实没有在一起就是。没有看到真相就是愚痴。然后那那个时候生气了，就是你觉得生气是应该的。啊，我不害怕生气，就面对这样的人，就是要生气嘛，哦。对，就是要阻止嘛，哦，那个就是不怕自己生起这个不善心呢。啊，这个是叫做无愧。对于身体不上心，不会觉得羞耻，这个是无常。所以所有的贪嗔之生起的后面都有事无常无规教律。</w:t>
+        <w:t>[00:21:18.780] 所以，当你的心从那个事实跳出来，变成你的这个专注在你的感受的时候，你已经掉队了。一个掉举的心，就跟事实没有在一起就是。没有看到真相就是愚痴。然后那那个时候生气了，就是你觉得生气是应该的。啊，我不害怕生气，就面对这样的人，就是要生气嘛，哦。对，就是要阻止嘛，哦，那个就是不怕自己生起这个不善心呢。啊，这个是叫做无愧。对于不善心生起，不会觉得羞耻，这个是无惭。所以所有的贪嗔之生起的后面都有痴、无惭、无愧。</w:t>
       </w:r>
     </w:p>
     <w:p>
@@ -1600,7 +1600,7 @@
         <w:rPr>
           <w:b w:val="0"/>
         </w:rPr>
-        <w:t>[00:23:45.700] 对就三颠倒的简单理解呢，就是说。想颠倒呢，就是焦虑错误。天天倒了一种情况，那就是错误归纳。啊，心颠倒呢，跟想颠倒的区别呢，就是想颠倒。它还可以纠正。因为它标题错误。心颠倒呢，他就于丧失这个能力啊，他觉得这个。就就是就是这样，</w:t>
+        <w:t>[00:23:45.700] 对就三颠倒的简单理解呢，就是说。想颠倒呢，就是标记错误。见颠倒呢，那就是错误归纳。啊，心颠倒呢，跟想颠倒的区别呢，就是想颠倒。它还可以纠正。因为它标记错误。心颠倒呢，他就于丧失这个能力啊，他觉得这个。就就是就是这样，</w:t>
       </w:r>
     </w:p>
     <w:p>
@@ -2505,14 +2505,6 @@
           <w:b w:val="0"/>
         </w:rPr>
         <w:t>。）</w:t>
-      </w:r>
-    </w:p>
-    <w:p>
-      <w:r>
-        <w:rPr>
-          <w:b w:val="0"/>
-        </w:rPr>
-        <w:t>[generated, not original text]</w:t>
       </w:r>
     </w:p>
     <w:p>
